--- a/karten/2026-10-14/karte.docx
+++ b/karten/2026-10-14/karte.docx
@@ -360,7 +360,7 @@
                 <w:sz w:val="20"/>
                 <w:szCs w:val="20"/>
               </w:rPr>
-              <w:t xml:space="preserve">Zartes paniertes Schweineschnitzel dazu Ofenkartoffeln, mit Cherrytomaten geschmort, vorweg einen marktfrischen Beilagensalat</w:t>
+              <w:t xml:space="preserve">Zartes paniertes Schweineschnitzel, dazu Ofenkartoffeln mit geschmorten Cherrytomaten, vorweg einen marktfrischen Beilagensalat</w:t>
             </w:r>
           </w:p>
         </w:tc>

--- a/karten/2026-10-14/karte.docx
+++ b/karten/2026-10-14/karte.docx
@@ -360,7 +360,7 @@
                 <w:sz w:val="20"/>
                 <w:szCs w:val="20"/>
               </w:rPr>
-              <w:t xml:space="preserve">Zartes paniertes Schweineschnitzel, dazu Ofenkartoffeln mit geschmorten Cherrytomaten, vorweg einen marktfrischen Beilagensalat</w:t>
+              <w:t xml:space="preserve">Zartes paniertes Schweineschnitzel dazu Ofenkartoffeln mit geschmorten Cherrytomaten, vorweg einen marktfrischen Beilagensalat</w:t>
             </w:r>
           </w:p>
         </w:tc>
@@ -495,7 +495,7 @@
                 <w:sz w:val="20"/>
                 <w:szCs w:val="20"/>
               </w:rPr>
-              <w:t xml:space="preserve">Zartes Fischfilet des Tages an feinem Spinat-Risotto, vorweg einen marktfrischen Beilagensalat</w:t>
+              <w:t xml:space="preserve">Zartes Fischfilet des Tages an feinem Spinatrisotto, vorweg einen marktfrischen Beilagensalat</w:t>
             </w:r>
           </w:p>
         </w:tc>

--- a/karten/2026-10-14/karte.docx
+++ b/karten/2026-10-14/karte.docx
@@ -236,7 +236,7 @@
                 <w:sz w:val="20"/>
                 <w:szCs w:val="20"/>
               </w:rPr>
-              <w:t xml:space="preserve">Herzhafte Pasta mit frischen Champignons und Schinken an feinem Tomatensahnesugo, mit Parmesan verfeinert, vorweg einen marktfrischen Beilagensalat</w:t>
+              <w:t xml:space="preserve">Herzhafte Pasta mit frischen Champignons, Schinken an feinem Tomatensahnesugo, mit Parmesan verfeinert &amp; marktfrischem Beilagensalat vorweg</w:t>
             </w:r>
           </w:p>
         </w:tc>

--- a/karten/2026-10-14/karte.docx
+++ b/karten/2026-10-14/karte.docx
@@ -50,7 +50,7 @@
       </w:tblGrid>
       <w:tr>
         <w:trPr>
-          <w:trHeight w:hRule="exact" w:val="659"/>
+          <w:trHeight w:hRule="atLeast" w:val="659"/>
         </w:trPr>
         <w:tc>
           <w:tcPr>
@@ -152,7 +152,7 @@
       </w:tr>
       <w:tr>
         <w:trPr>
-          <w:trHeight w:hRule="exact" w:val="1623"/>
+          <w:trHeight w:hRule="atLeast" w:val="1623"/>
         </w:trPr>
         <w:tc>
           <w:tcPr>
@@ -236,7 +236,7 @@
                 <w:sz w:val="20"/>
                 <w:szCs w:val="20"/>
               </w:rPr>
-              <w:t xml:space="preserve">Herzhafte Pasta mit frischen Champignons, Schinken an feinem Tomatensahnesugo, mit Parmesan verfeinert &amp; marktfrischem Beilagensalat vorweg</w:t>
+              <w:t xml:space="preserve">Herzhafte Pasta mit frischen Champignons und Schinken an feinem Tomatensahnesugo, mit Parmesan verfeinert, vorweg einen marktfrischen Beilagensalat</w:t>
             </w:r>
           </w:p>
         </w:tc>
@@ -280,7 +280,7 @@
       </w:tr>
       <w:tr>
         <w:trPr>
-          <w:trHeight w:hRule="exact" w:val="1543"/>
+          <w:trHeight w:hRule="atLeast" w:val="1543"/>
         </w:trPr>
         <w:tc>
           <w:tcPr>
@@ -360,7 +360,7 @@
                 <w:sz w:val="20"/>
                 <w:szCs w:val="20"/>
               </w:rPr>
-              <w:t xml:space="preserve">Zartes paniertes Schweineschnitzel dazu Ofenkartoffeln mit geschmorten Cherrytomaten, vorweg einen marktfrischen Beilagensalat</w:t>
+              <w:t xml:space="preserve">Zartes paniertes Schweineschnitzel, dazu Ofenkartoffeln mit Cherrytomaten geschmort, vorweg einen marktfrischen Beilagensalat</w:t>
             </w:r>
           </w:p>
         </w:tc>
@@ -407,7 +407,7 @@
       </w:tr>
       <w:tr>
         <w:trPr>
-          <w:trHeight w:hRule="exact" w:val="1570"/>
+          <w:trHeight w:hRule="atLeast" w:val="1570"/>
         </w:trPr>
         <w:tc>
           <w:tcPr>
@@ -495,7 +495,7 @@
                 <w:sz w:val="20"/>
                 <w:szCs w:val="20"/>
               </w:rPr>
-              <w:t xml:space="preserve">Zartes Fischfilet des Tages an feinem Spinatrisotto, vorweg einen marktfrischen Beilagensalat</w:t>
+              <w:t xml:space="preserve">Zartes Fischfilet des Tages an feinem Spinat-Risotto, vorweg einen marktfrischen Beilagensalat</w:t>
             </w:r>
           </w:p>
         </w:tc>

--- a/karten/2026-10-14/karte.docx
+++ b/karten/2026-10-14/karte.docx
@@ -360,7 +360,7 @@
                 <w:sz w:val="20"/>
                 <w:szCs w:val="20"/>
               </w:rPr>
-              <w:t xml:space="preserve">Zartes paniertes Schweineschnitzel, dazu Ofenkartoffeln mit Cherrytomaten geschmort, vorweg einen marktfrischen Beilagensalat</w:t>
+              <w:t xml:space="preserve">Zartes paniertes Schweineschnitzel dazu Ofenkartoffeln mit geschmorten Cherry-Tomaten, vorweg einen marktfrischen Beilagensalat</w:t>
             </w:r>
           </w:p>
         </w:tc>

--- a/karten/2026-10-14/karte.docx
+++ b/karten/2026-10-14/karte.docx
@@ -360,7 +360,7 @@
                 <w:sz w:val="20"/>
                 <w:szCs w:val="20"/>
               </w:rPr>
-              <w:t xml:space="preserve">Zartes paniertes Schweineschnitzel dazu Ofenkartoffeln mit geschmorten Cherry-Tomaten, vorweg einen marktfrischen Beilagensalat</w:t>
+              <w:t xml:space="preserve">Zartes paniertes Schweineschnitzel, dazu Ofenkartoffeln mit Cherrytomaten geschmort, vorweg einen marktfrischen Beilagensalat</w:t>
             </w:r>
           </w:p>
         </w:tc>
